--- a/pr-preview/pr-15/chapters/code-repositories-tracked-changes.docx
+++ b/pr-preview/pr-15/chapters/code-repositories-tracked-changes.docx
@@ -16,7 +16,7 @@
       </w:pPr>
       <w:del w:id="1" w:author="PR Preview" w:date="2026-01-01T00:00:00Z">
         <w:r>
-          <w:delText xml:space="preserve">Last modified: 2026-10-11 21:04:29 (PDT)</w:delText>
+          <w:delText xml:space="preserve">Last modified: 2026-10-12 00:36:52 (PDT)</w:delText>
         </w:r>
       </w:del>
     </w:p>
@@ -26,7 +26,7 @@
       </w:pPr>
       <w:ins w:id="2" w:author="PR Preview" w:date="2026-01-01T00:00:00Z">
         <w:r>
-          <w:t xml:space="preserve">Last modified: 2026-10-11 23:36:09 (PDT)</w:t>
+          <w:t xml:space="preserve">Last modified: 2026-10-12 01:03:54 (PDT)</w:t>
         </w:r>
       </w:ins>
     </w:p>

--- a/pr-preview/pr-15/chapters/code-repositories-tracked-changes.docx
+++ b/pr-preview/pr-15/chapters/code-repositories-tracked-changes.docx
@@ -16,7 +16,7 @@
       </w:pPr>
       <w:del w:id="1" w:author="PR Preview" w:date="2026-01-01T00:00:00Z">
         <w:r>
-          <w:delText xml:space="preserve">Last modified: 2026-10-12 00:36:52 (PDT)</w:delText>
+          <w:delText xml:space="preserve">Last modified: 2026-10-12 01:04:11 (PDT)</w:delText>
         </w:r>
       </w:del>
     </w:p>
@@ -26,7 +26,7 @@
       </w:pPr>
       <w:ins w:id="2" w:author="PR Preview" w:date="2026-01-01T00:00:00Z">
         <w:r>
-          <w:t xml:space="preserve">Last modified: 2026-10-12 01:03:54 (PDT)</w:t>
+          <w:t xml:space="preserve">Last modified: 2026-10-12 01:10:28 (PDT)</w:t>
         </w:r>
       </w:ins>
     </w:p>
@@ -59,7 +59,7 @@
         <w:t xml:space="preserve">This provides benefits for reproducibility, collaboration, and code quality even for analysis-only projects.</w:t>
       </w:r>
     </w:p>
-    <w:bookmarkStart w:id="13" w:name="template-repositories"/>
+    <w:bookmarkStart w:id="13" w:name="sec-template-repositories"/>
     <w:p>
       <w:pPr>
         <w:pStyle w:val="Heading2"/>
@@ -349,7 +349,7 @@
     </w:p>
     <w:bookmarkEnd w:id="12"/>
     <w:bookmarkEnd w:id="13"/>
-    <w:bookmarkStart w:id="23" w:name="package-structure"/>
+    <w:bookmarkStart w:id="23" w:name="sec-package-structure"/>
     <w:p>
       <w:pPr>
         <w:pStyle w:val="Heading2"/>
@@ -3491,7 +3491,7 @@
     </w:p>
     <w:bookmarkEnd w:id="22"/>
     <w:bookmarkEnd w:id="23"/>
-    <w:bookmarkStart w:id="24" w:name="rproj-files"/>
+    <w:bookmarkStart w:id="24" w:name="sec-rproj-files"/>
     <w:p>
       <w:pPr>
         <w:pStyle w:val="Heading2"/>
@@ -3563,7 +3563,7 @@
       </w:r>
     </w:p>
     <w:bookmarkEnd w:id="24"/>
-    <w:bookmarkStart w:id="29" w:name="organizing-the-data-raw-folder"/>
+    <w:bookmarkStart w:id="29" w:name="sec-organizing-the-data-raw-folder"/>
     <w:p>
       <w:pPr>
         <w:pStyle w:val="Heading2"/>
